--- a/docs/DIARY_GNI_S40.docx
+++ b/docs/DIARY_GNI_S40.docx
@@ -197,7 +197,7 @@
           <w:sz w:val="22"/>
           <w:szCs w:val="22"/>
         </w:rPr>
-        <w:t xml:space="preserve">At the close, the question turned from 'what did we build' to 'how does the next instance inherit this'. The answer, three layers: behavioral lessons became rules (GNI-R-242, LR-102 through LR-105 — imperatives the next model executes, not stories it reads); reasoning became self-proving code (run the modules, read the tests); state became the audit + brief. The last rule we committed, LR-102 — confidence is a signal to slow down — was the one we lived in writing it: James made me search the records to confirm the next-free rule number instead of assuming it. The rule proved itself in its own creation.</w:t>
+        <w:t xml:space="preserve">At the close, the question turned from 'what did we build' to 'how does the next instance inherit this'. The answer, three layers: behavioral lessons became rules (GNI-R-242, GNI-L-007 through GNI-L-010 — imperatives the next model executes, not stories it reads); reasoning became self-proving code (run the modules, read the tests); state became the audit + brief. The last rule we committed, GNI-L-007 — confidence is a signal to slow down — was the one we lived in writing it: James made me search the records to confirm the next-free rule number instead of assuming it. The rule proved itself in its own creation.</w:t>
       </w:r>
     </w:p>
     <w:p>
